--- a/atelier/atelier_069.docx
+++ b/atelier/atelier_069.docx
@@ -441,7 +441,7 @@
           </w:tcPr>
           <w:p>
             <w:r>
-              <w:t xml:space="preserve">Première release posée (#68) — on sait créer un tag, reste à savoir POURQUOI</w:t>
+              <w:t xml:space="preserve">Première release posée — on sait créer un tag, reste à savoir POURQUOI</w:t>
             </w:r>
           </w:p>
         </w:tc>
@@ -460,7 +460,7 @@
         <w:spacing w:after="120"/>
       </w:pPr>
       <w:r>
-        <w:t xml:space="preserve">La squad sait désormais créer un tag et une release (#68). Mais tant que versionner reste un geste technique sans enjeu perçu, il sera fait au début puis oublié dès le premier rush. Ce qui fait tenir une pratique, ce n’est pas la procédure : c’est la compréhension de ce qu’elle protège. Or l’enjeu du versioning n’est pleinement visible que d’un point de vue que la squad n’occupe pas — celui des équipes qui CONSOMMENT son livrable. Tant qu’on regarde sa propre version de l’intérieur, un numéro paraît cosmétique. Vu de l’extérieur, par la squad qui dépend de vous, l’absence de version est un mur. Le sujet de cet atelier est de faire vivre ce renversement de point de vue : sortir de « notre version » pour entrer dans « leur dépendance à notre version », et faire émerger par la squad elle-même pourquoi le geste du #68 mérite de devenir un réflexe.</w:t>
+        <w:t xml:space="preserve">La squad sait désormais créer un tag et une release. Mais tant que versionner reste un geste technique sans enjeu perçu, il sera fait au début puis oublié dès le premier rush. Ce qui fait tenir une pratique, ce n’est pas la procédure : c’est la compréhension de ce qu’elle protège. Or l’enjeu du versioning n’est pleinement visible que d’un point de vue que la squad n’occupe pas — celui des équipes qui CONSOMMENT son livrable. Tant qu’on regarde sa propre version de l’intérieur, un numéro paraît cosmétique. Vu de l’extérieur, par la squad qui dépend de vous, l’absence de version est un mur. Le sujet de cet atelier est de faire vivre ce renversement de point de vue : sortir de « notre version » pour entrer dans « leur dépendance à notre version », et faire émerger par la squad elle-même pourquoi le geste du notre première release mérite de devenir un réflexe.</w:t>
       </w:r>
     </w:p>
     <w:p>
@@ -599,17 +599,17 @@
                 <w:sz w:val="18"/>
                 <w:szCs w:val="18"/>
               </w:rPr>
-              <w:t xml:space="preserve">  La squad consomme le livrable d'une AUTRE squad</w:t>
-            </w:r>
-          </w:p>
-          <w:p>
-            <w:r>
-              <w:rPr>
-                <w:rFonts w:ascii="Consolas" w:cs="Consolas" w:eastAsia="Consolas" w:hAnsi="Consolas"/>
-                <w:sz w:val="18"/>
-                <w:szCs w:val="18"/>
-              </w:rPr>
-              <w:t xml:space="preserve">  (une lib partagée, une API interne, un service socle).</w:t>
+              <w:t xml:space="preserve"> La squad consomme le livrable d'une AUTRE squad</w:t>
+            </w:r>
+          </w:p>
+          <w:p>
+            <w:r>
+              <w:rPr>
+                <w:rFonts w:ascii="Consolas" w:cs="Consolas" w:eastAsia="Consolas" w:hAnsi="Consolas"/>
+                <w:sz w:val="18"/>
+                <w:szCs w:val="18"/>
+              </w:rPr>
+              <w:t xml:space="preserve"> (une lib partagée, une API interne, un service socle).</w:t>
             </w:r>
           </w:p>
           <w:p>
@@ -629,57 +629,57 @@
                 <w:sz w:val="18"/>
                 <w:szCs w:val="18"/>
               </w:rPr>
-              <w:t xml:space="preserve">  Scénario 1 — sans version :</w:t>
-            </w:r>
-          </w:p>
-          <w:p>
-            <w:r>
-              <w:rPr>
-                <w:rFonts w:ascii="Consolas" w:cs="Consolas" w:eastAsia="Consolas" w:hAnsi="Consolas"/>
-                <w:sz w:val="18"/>
-                <w:szCs w:val="18"/>
-              </w:rPr>
-              <w:t xml:space="preserve">    "Le livrable a changé ce matin. Notre intégration</w:t>
-            </w:r>
-          </w:p>
-          <w:p>
-            <w:r>
-              <w:rPr>
-                <w:rFonts w:ascii="Consolas" w:cs="Consolas" w:eastAsia="Consolas" w:hAnsi="Consolas"/>
-                <w:sz w:val="18"/>
-                <w:szCs w:val="18"/>
-              </w:rPr>
-              <w:t xml:space="preserve">     est cassée. Qu'est-ce qui a changé ? On ne sait pas.</w:t>
-            </w:r>
-          </w:p>
-          <w:p>
-            <w:r>
-              <w:rPr>
-                <w:rFonts w:ascii="Consolas" w:cs="Consolas" w:eastAsia="Consolas" w:hAnsi="Consolas"/>
-                <w:sz w:val="18"/>
-                <w:szCs w:val="18"/>
-              </w:rPr>
-              <w:t xml:space="preserve">     C'est grave ? On ne sait pas. On revient en arrière ?</w:t>
-            </w:r>
-          </w:p>
-          <w:p>
-            <w:r>
-              <w:rPr>
-                <w:rFonts w:ascii="Consolas" w:cs="Consolas" w:eastAsia="Consolas" w:hAnsi="Consolas"/>
-                <w:sz w:val="18"/>
-                <w:szCs w:val="18"/>
-              </w:rPr>
-              <w:t xml:space="preserve">     On ne sait pas à quel état revenir."</w:t>
-            </w:r>
-          </w:p>
-          <w:p>
-            <w:r>
-              <w:rPr>
-                <w:rFonts w:ascii="Consolas" w:cs="Consolas" w:eastAsia="Consolas" w:hAnsi="Consolas"/>
-                <w:sz w:val="18"/>
-                <w:szCs w:val="18"/>
-              </w:rPr>
-              <w:t xml:space="preserve">       -&gt; ressenti : impuissance, perte de confiance.</w:t>
+              <w:t xml:space="preserve"> Scénario 1 — sans version :</w:t>
+            </w:r>
+          </w:p>
+          <w:p>
+            <w:r>
+              <w:rPr>
+                <w:rFonts w:ascii="Consolas" w:cs="Consolas" w:eastAsia="Consolas" w:hAnsi="Consolas"/>
+                <w:sz w:val="18"/>
+                <w:szCs w:val="18"/>
+              </w:rPr>
+              <w:t xml:space="preserve"> "Le livrable a changé ce matin. Notre intégration</w:t>
+            </w:r>
+          </w:p>
+          <w:p>
+            <w:r>
+              <w:rPr>
+                <w:rFonts w:ascii="Consolas" w:cs="Consolas" w:eastAsia="Consolas" w:hAnsi="Consolas"/>
+                <w:sz w:val="18"/>
+                <w:szCs w:val="18"/>
+              </w:rPr>
+              <w:t xml:space="preserve"> est cassée. Qu'est-ce qui a changé ? On ne sait pas.</w:t>
+            </w:r>
+          </w:p>
+          <w:p>
+            <w:r>
+              <w:rPr>
+                <w:rFonts w:ascii="Consolas" w:cs="Consolas" w:eastAsia="Consolas" w:hAnsi="Consolas"/>
+                <w:sz w:val="18"/>
+                <w:szCs w:val="18"/>
+              </w:rPr>
+              <w:t xml:space="preserve"> C'est grave ? On ne sait pas. On revient en arrière ?</w:t>
+            </w:r>
+          </w:p>
+          <w:p>
+            <w:r>
+              <w:rPr>
+                <w:rFonts w:ascii="Consolas" w:cs="Consolas" w:eastAsia="Consolas" w:hAnsi="Consolas"/>
+                <w:sz w:val="18"/>
+                <w:szCs w:val="18"/>
+              </w:rPr>
+              <w:t xml:space="preserve"> On ne sait pas à quel état revenir."</w:t>
+            </w:r>
+          </w:p>
+          <w:p>
+            <w:r>
+              <w:rPr>
+                <w:rFonts w:ascii="Consolas" w:cs="Consolas" w:eastAsia="Consolas" w:hAnsi="Consolas"/>
+                <w:sz w:val="18"/>
+                <w:szCs w:val="18"/>
+              </w:rPr>
+              <w:t xml:space="preserve"> -&gt; ressenti : impuissance, perte de confiance.</w:t>
             </w:r>
           </w:p>
           <w:p>
@@ -699,57 +699,57 @@
                 <w:sz w:val="18"/>
                 <w:szCs w:val="18"/>
               </w:rPr>
-              <w:t xml:space="preserve">  Scénario 2 — avec semver :</w:t>
-            </w:r>
-          </w:p>
-          <w:p>
-            <w:r>
-              <w:rPr>
-                <w:rFonts w:ascii="Consolas" w:cs="Consolas" w:eastAsia="Consolas" w:hAnsi="Consolas"/>
-                <w:sz w:val="18"/>
-                <w:szCs w:val="18"/>
-              </w:rPr>
-              <w:t xml:space="preserve">    "Le livrable est passé de 1.4.2 à 1.5.0.</w:t>
-            </w:r>
-          </w:p>
-          <w:p>
-            <w:r>
-              <w:rPr>
-                <w:rFonts w:ascii="Consolas" w:cs="Consolas" w:eastAsia="Consolas" w:hAnsi="Consolas"/>
-                <w:sz w:val="18"/>
-                <w:szCs w:val="18"/>
-              </w:rPr>
-              <w:t xml:space="preserve">     MINOR -&gt; ça ajoute sans casser. On peut mettre</w:t>
-            </w:r>
-          </w:p>
-          <w:p>
-            <w:r>
-              <w:rPr>
-                <w:rFonts w:ascii="Consolas" w:cs="Consolas" w:eastAsia="Consolas" w:hAnsi="Consolas"/>
-                <w:sz w:val="18"/>
-                <w:szCs w:val="18"/>
-              </w:rPr>
-              <w:t xml:space="preserve">     à jour sereinement. Et si c'était passé en 2.0.0,</w:t>
-            </w:r>
-          </w:p>
-          <w:p>
-            <w:r>
-              <w:rPr>
-                <w:rFonts w:ascii="Consolas" w:cs="Consolas" w:eastAsia="Consolas" w:hAnsi="Consolas"/>
-                <w:sz w:val="18"/>
-                <w:szCs w:val="18"/>
-              </w:rPr>
-              <w:t xml:space="preserve">     on saurait qu'il faut prévoir une adaptation."</w:t>
-            </w:r>
-          </w:p>
-          <w:p>
-            <w:r>
-              <w:rPr>
-                <w:rFonts w:ascii="Consolas" w:cs="Consolas" w:eastAsia="Consolas" w:hAnsi="Consolas"/>
-                <w:sz w:val="18"/>
-                <w:szCs w:val="18"/>
-              </w:rPr>
-              <w:t xml:space="preserve">       -&gt; ressenti : maîtrise, anticipation.</w:t>
+              <w:t xml:space="preserve"> Scénario 2 — avec semver :</w:t>
+            </w:r>
+          </w:p>
+          <w:p>
+            <w:r>
+              <w:rPr>
+                <w:rFonts w:ascii="Consolas" w:cs="Consolas" w:eastAsia="Consolas" w:hAnsi="Consolas"/>
+                <w:sz w:val="18"/>
+                <w:szCs w:val="18"/>
+              </w:rPr>
+              <w:t xml:space="preserve"> "Le livrable est passé de 1.4.2 à 1.5.0.</w:t>
+            </w:r>
+          </w:p>
+          <w:p>
+            <w:r>
+              <w:rPr>
+                <w:rFonts w:ascii="Consolas" w:cs="Consolas" w:eastAsia="Consolas" w:hAnsi="Consolas"/>
+                <w:sz w:val="18"/>
+                <w:szCs w:val="18"/>
+              </w:rPr>
+              <w:t xml:space="preserve"> MINOR -&gt; ça ajoute sans casser. On peut mettre</w:t>
+            </w:r>
+          </w:p>
+          <w:p>
+            <w:r>
+              <w:rPr>
+                <w:rFonts w:ascii="Consolas" w:cs="Consolas" w:eastAsia="Consolas" w:hAnsi="Consolas"/>
+                <w:sz w:val="18"/>
+                <w:szCs w:val="18"/>
+              </w:rPr>
+              <w:t xml:space="preserve"> à jour sereinement. Et si c'était passé en 2.0.0,</w:t>
+            </w:r>
+          </w:p>
+          <w:p>
+            <w:r>
+              <w:rPr>
+                <w:rFonts w:ascii="Consolas" w:cs="Consolas" w:eastAsia="Consolas" w:hAnsi="Consolas"/>
+                <w:sz w:val="18"/>
+                <w:szCs w:val="18"/>
+              </w:rPr>
+              <w:t xml:space="preserve"> on saurait qu'il faut prévoir une adaptation."</w:t>
+            </w:r>
+          </w:p>
+          <w:p>
+            <w:r>
+              <w:rPr>
+                <w:rFonts w:ascii="Consolas" w:cs="Consolas" w:eastAsia="Consolas" w:hAnsi="Consolas"/>
+                <w:sz w:val="18"/>
+                <w:szCs w:val="18"/>
+              </w:rPr>
+              <w:t xml:space="preserve"> -&gt; ressenti : maîtrise, anticipation.</w:t>
             </w:r>
           </w:p>
           <w:p>
@@ -769,27 +769,27 @@
                 <w:sz w:val="18"/>
                 <w:szCs w:val="18"/>
               </w:rPr>
-              <w:t xml:space="preserve">  Question à la squad :</w:t>
-            </w:r>
-          </w:p>
-          <w:p>
-            <w:r>
-              <w:rPr>
-                <w:rFonts w:ascii="Consolas" w:cs="Consolas" w:eastAsia="Consolas" w:hAnsi="Consolas"/>
-                <w:sz w:val="18"/>
-                <w:szCs w:val="18"/>
-              </w:rPr>
-              <w:t xml:space="preserve">    "Lequel de ces deux fournisseurs voulez-vous ÊTRE</w:t>
-            </w:r>
-          </w:p>
-          <w:p>
-            <w:r>
-              <w:rPr>
-                <w:rFonts w:ascii="Consolas" w:cs="Consolas" w:eastAsia="Consolas" w:hAnsi="Consolas"/>
-                <w:sz w:val="18"/>
-                <w:szCs w:val="18"/>
-              </w:rPr>
-              <w:t xml:space="preserve">     pour les équipes qui dépendent de vous ?"</w:t>
+              <w:t xml:space="preserve"> Question à la squad :</w:t>
+            </w:r>
+          </w:p>
+          <w:p>
+            <w:r>
+              <w:rPr>
+                <w:rFonts w:ascii="Consolas" w:cs="Consolas" w:eastAsia="Consolas" w:hAnsi="Consolas"/>
+                <w:sz w:val="18"/>
+                <w:szCs w:val="18"/>
+              </w:rPr>
+              <w:t xml:space="preserve"> "Lequel de ces deux fournisseurs voulez-vous ÊTRE</w:t>
+            </w:r>
+          </w:p>
+          <w:p>
+            <w:r>
+              <w:rPr>
+                <w:rFonts w:ascii="Consolas" w:cs="Consolas" w:eastAsia="Consolas" w:hAnsi="Consolas"/>
+                <w:sz w:val="18"/>
+                <w:szCs w:val="18"/>
+              </w:rPr>
+              <w:t xml:space="preserve"> pour les équipes qui dépendent de vous ?"</w:t>
             </w:r>
           </w:p>
         </w:tc>
@@ -839,7 +839,7 @@
         <w:spacing w:after="80"/>
       </w:pPr>
       <w:r>
-        <w:t xml:space="preserve">Relier explicitement au geste du #68 : refermer l’atelier en pointant que le tag et la release créés au #68 sont précisément ce signal que le consommateur attend. Le #68 a appris le geste ; le #69 lui donne sa raison d’être. Les deux ne valent qu’ensemble.</w:t>
+        <w:t xml:space="preserve">Relier explicitement au geste du notre première release : refermer l’atelier en pointant que le tag et la release créés au notre première release sont précisément ce signal que le consommateur attend. Le notre première release a appris le geste ; le #69 lui donne sa raison d’être. Les deux ne valent qu’ensemble.</w:t>
       </w:r>
     </w:p>
     <w:p>
@@ -868,7 +868,7 @@
         <w:spacing w:after="120"/>
       </w:pPr>
       <w:r>
-        <w:t xml:space="preserve">À la sortie, la squad ne voit plus le versioning comme une formalité interne mais comme un service rendu aux équipes qui dépendent d’elle. Elle a vécu, par la mise en situation, l’impuissance du consommateur face à un changement non versionné — et la maîtrise que lui donne le semver. Elle a relié ce sens au geste appris au #68. Le versioning a cessé d’être « un truc à faire » pour devenir « ce qu’on doit aux autres » : la condition pour que le réflexe tienne et que les paliers suivants prennent.</w:t>
+        <w:t xml:space="preserve">À la sortie, la squad ne voit plus le versioning comme une formalité interne mais comme un service rendu aux équipes qui dépendent d’elle. Elle a vécu, par la mise en situation, l’impuissance du consommateur face à un changement non versionné — et la maîtrise que lui donne le semver. Elle a relié ce sens au geste appris au notre première release. Le versioning a cessé d’être « un truc à faire » pour devenir « ce qu’on doit aux autres » : la condition pour que le réflexe tienne et que les paliers suivants prennent.</w:t>
       </w:r>
     </w:p>
     <w:p>
@@ -968,7 +968,7 @@
         <w:t xml:space="preserve">(5 min) Cadrage</w:t>
       </w:r>
       <w:r>
-        <w:t xml:space="preserve"> — l’animateur pose la bascule : on sait créer un tag (#68), aujourd’hui on regarde POURQUOI, et depuis un point de vue qu’on n’occupe jamais — celui de ceux qui dépendent de nous.</w:t>
+        <w:t xml:space="preserve"> — l’animateur pose la bascule : on sait créer un tag, aujourd’hui on regarde POURQUOI, et depuis un point de vue qu’on n’occupe jamais — celui de ceux qui dépendent de nous.</w:t>
       </w:r>
     </w:p>
     <w:p>
@@ -1048,7 +1048,7 @@
         <w:t xml:space="preserve">(5 min) Débrief</w:t>
       </w:r>
       <w:r>
-        <w:t xml:space="preserve"> — on relie au #68 : le tag créé est exactement le signal attendu d’en face. On formule la phrase « le fournisseur de version qu’on veut être ».</w:t>
+        <w:t xml:space="preserve"> — on relie au notre première release : le tag créé est exactement le signal attendu d’en face. On formule la phrase « le fournisseur de version qu’on veut être ».</w:t>
       </w:r>
     </w:p>
     <w:p>
@@ -1108,7 +1108,7 @@
         <w:spacing w:after="80"/>
       </w:pPr>
       <w:r>
-        <w:t xml:space="preserve">La phrase d’engagement : quel fournisseur de version la squad veut être (lien explicite avec le geste du #68).</w:t>
+        <w:t xml:space="preserve">La phrase d’engagement : quel fournisseur de version la squad veut être (lien explicite avec le geste du notre première release).</w:t>
       </w:r>
     </w:p>
     <w:p>
@@ -1116,7 +1116,7 @@
         <w:pStyle w:val="Heading2"/>
       </w:pPr>
       <w:r>
-        <w:t xml:space="preserve">Articulation avec le #68 (anti-doublon)</w:t>
+        <w:t xml:space="preserve">Articulation avec le notre première release (anti-doublon)</w:t>
       </w:r>
     </w:p>
     <w:p>
@@ -1124,7 +1124,7 @@
         <w:spacing w:after="120"/>
       </w:pPr>
       <w:r>
-        <w:t xml:space="preserve">Cet atelier ne refait pas le #68 : le #68 apprend le geste (créer un tag, une release, poser la règle d’incrément), le #69 en ancre le sens depuis le point de vue des équipes dépendantes. L’un sans l’autre est fragile — un geste sans raison s’oublie, une raison sans geste reste un vœu. Selon la maturité relationnelle de la squad, l’animateur peut les enchaîner (geste puis sens) ou inverser (sens puis geste) ; les deux ordres se tiennent.</w:t>
+        <w:t xml:space="preserve">Cet atelier ne refait pas le notre première release : le notre première release apprend le geste (créer un tag, une release, poser la règle d’incrément), le #69 en ancre le sens depuis le point de vue des équipes dépendantes. L’un sans l’autre est fragile — un geste sans raison s’oublie, une raison sans geste reste un vœu. Selon la maturité relationnelle de la squad, l’animateur peut les enchaîner (geste puis sens) ou inverser (sens puis geste) ; les deux ordres se tiennent.</w:t>
       </w:r>
     </w:p>
     <w:p>
@@ -1140,7 +1140,7 @@
         <w:spacing w:after="120"/>
       </w:pPr>
       <w:r>
-        <w:t xml:space="preserve">La squad a opéré le renversement de point de vue : elle ne perçoit plus le versioning comme une formalité interne mais comme un service rendu aux équipes qui dépendent d’elle. Elle a vécu concrètement, par la mise en situation et par un cas réel, ce que l’absence de version fait subir au consommateur, et elle définit désormais semver par son effet sur l’autre. Le geste appris au #68 a trouvé sa raison d’être : c’est ce qui le fera tenir. La question D04 est ancrée à son palier d’entrée non seulement par le geste mais par le sens — la base la plus solide pour systématiser ensuite.</w:t>
+        <w:t xml:space="preserve">La squad a opéré le renversement de point de vue : elle ne perçoit plus le versioning comme une formalité interne mais comme un service rendu aux équipes qui dépendent d’elle. Elle a vécu concrètement, par la mise en situation et par un cas réel, ce que l’absence de version fait subir au consommateur, et elle définit désormais semver par son effet sur l’autre. Le geste appris au notre première release a trouvé sa raison d’être : c’est ce qui le fera tenir. La question D04 est ancrée à son palier d’entrée non seulement par le geste mais par le sens — la base la plus solide pour systématiser ensuite.</w:t>
       </w:r>
     </w:p>
     <w:sectPr>
